--- a/backend/data/audit_report_templates/report_body/1.1 模板A-无保留意见审计报告模板（上市公司、三板创新层及公开发债）-简版.docx
+++ b/backend/data/audit_report_templates/report_body/1.1 模板A-无保留意见审计报告模板（上市公司、三板创新层及公开发债）-简版.docx
@@ -317,7 +317,7 @@
           <w:szCs w:val="44"/>
           <w:lang w:eastAsia="zh-CN"/>
         </w:rPr>
-        <w:t>{{firm_name}</w:t>
+        <w:t>{{firm_name}}</w:t>
       </w:r>
     </w:p>
     <w:p>
